--- a/additional/docs/EAMPA v1.0.docx
+++ b/additional/docs/EAMPA v1.0.docx
@@ -2932,7 +2932,7 @@
     </w:p>
     <w:p>
       <w:pPr>
-        <w:pStyle w:val="Heading4"/>
+        <w:pStyle w:val="Heading3"/>
       </w:pPr>
       <w:bookmarkStart w:id="11" w:name="_Toc403048635"/>
       <w:r>
@@ -2942,11 +2942,32 @@
     </w:p>
     <w:p>
       <w:r>
-        <w:t>In this work, the functions that make up each EAM potential are all expressed as tabulated data points rather than in an analytic form.  Lagrange interpolation is used to calculate the value of the function between the data points.</w:t>
+        <w:t>In the EAMPA package</w:t>
+      </w:r>
+      <w:r>
+        <w:t>, each</w:t>
+      </w:r>
+      <w:r>
+        <w:t xml:space="preserve"> component function of the</w:t>
+      </w:r>
+      <w:r>
+        <w:t xml:space="preserve"> EAM potential </w:t>
+      </w:r>
+      <w:r>
+        <w:t>is</w:t>
+      </w:r>
+      <w:r>
+        <w:t xml:space="preserve"> expressed as tabulated data points rather than in an analytic form.  Lagrange interpolation is used to calculate the value of the function between the data points.</w:t>
       </w:r>
     </w:p>
     <w:p>
       <w:r>
+        <w:t>An alternative would be to use linear algebra, and this would give the coefficients of the interpolated function.  However, as we only need the value of the function f(x) at x, the Lagrange method is computationally faster.</w:t>
+      </w:r>
+    </w:p>
+    <w:p>
+      <w:r>
+        <w:lastRenderedPageBreak/>
         <w:t>For a set of data points:</w:t>
       </w:r>
     </w:p>
@@ -3284,7 +3305,6 @@
         <w:rPr>
           <w:rFonts w:eastAsiaTheme="minorEastAsia"/>
         </w:rPr>
-        <w:lastRenderedPageBreak/>
         <w:t xml:space="preserve">The interpolated value </w:t>
       </w:r>
       <w:proofErr w:type="spellStart"/>
@@ -4163,7 +4183,7 @@
     <w:p/>
     <w:p>
       <w:pPr>
-        <w:pStyle w:val="Heading4"/>
+        <w:pStyle w:val="Heading3"/>
       </w:pPr>
       <w:bookmarkStart w:id="12" w:name="_Toc403048636"/>
       <w:r>
@@ -5984,6 +6004,7 @@
             <w:rPr>
               <w:rFonts w:ascii="Cambria Math" w:hAnsi="Cambria Math"/>
             </w:rPr>
+            <w:lastRenderedPageBreak/>
             <m:t xml:space="preserve">D= </m:t>
           </m:r>
           <m:d>
@@ -7321,6 +7342,10 @@
     </w:p>
     <w:p>
       <w:r>
+        <w:rPr>
+          <w:noProof/>
+          <w:lang w:eastAsia="en-GB"/>
+        </w:rPr>
         <w:drawing>
           <wp:inline distT="0" distB="0" distL="0" distR="0">
             <wp:extent cx="4767636" cy="2428058"/>
@@ -8397,7 +8422,7 @@
             <w:rPr>
               <w:noProof/>
             </w:rPr>
-            <w:t>7</w:t>
+            <w:t>3</w:t>
           </w:r>
         </w:fldSimple>
       </w:p>
@@ -13864,328 +13889,6 @@
     </w:rPr>
   </w:style>
 </w:styles>
-</file>
-
-<file path=word/glossary/document.xml><?xml version="1.0" encoding="utf-8"?>
-<w:glossaryDocument xmlns:ve="http://schemas.openxmlformats.org/markup-compatibility/2006" xmlns:o="urn:schemas-microsoft-com:office:office" xmlns:r="http://schemas.openxmlformats.org/officeDocument/2006/relationships" xmlns:m="http://schemas.openxmlformats.org/officeDocument/2006/math" xmlns:v="urn:schemas-microsoft-com:vml" xmlns:wp="http://schemas.openxmlformats.org/drawingml/2006/wordprocessingDrawing" xmlns:w10="urn:schemas-microsoft-com:office:word" xmlns:w="http://schemas.openxmlformats.org/wordprocessingml/2006/main" xmlns:wne="http://schemas.microsoft.com/office/word/2006/wordml">
-  <w:docParts/>
-</w:glossaryDocument>
-</file>
-
-<file path=word/glossary/fontTable.xml><?xml version="1.0" encoding="utf-8"?>
-<w:fonts xmlns:r="http://schemas.openxmlformats.org/officeDocument/2006/relationships" xmlns:w="http://schemas.openxmlformats.org/wordprocessingml/2006/main">
-  <w:font w:name="Symbol">
-    <w:panose1 w:val="05050102010706020507"/>
-    <w:charset w:val="02"/>
-    <w:family w:val="roman"/>
-    <w:pitch w:val="variable"/>
-    <w:sig w:usb0="00000000" w:usb1="10000000" w:usb2="00000000" w:usb3="00000000" w:csb0="80000000" w:csb1="00000000"/>
-  </w:font>
-  <w:font w:name="Times New Roman">
-    <w:panose1 w:val="02020603050405020304"/>
-    <w:charset w:val="00"/>
-    <w:family w:val="roman"/>
-    <w:pitch w:val="variable"/>
-    <w:sig w:usb0="E0002AFF" w:usb1="C0007841" w:usb2="00000009" w:usb3="00000000" w:csb0="000001FF" w:csb1="00000000"/>
-  </w:font>
-  <w:font w:name="Courier New">
-    <w:panose1 w:val="02070309020205020404"/>
-    <w:charset w:val="00"/>
-    <w:family w:val="modern"/>
-    <w:pitch w:val="fixed"/>
-    <w:sig w:usb0="E0002AFF" w:usb1="C0007843" w:usb2="00000009" w:usb3="00000000" w:csb0="000001FF" w:csb1="00000000"/>
-  </w:font>
-  <w:font w:name="Wingdings">
-    <w:panose1 w:val="05000000000000000000"/>
-    <w:charset w:val="02"/>
-    <w:family w:val="auto"/>
-    <w:pitch w:val="variable"/>
-    <w:sig w:usb0="00000000" w:usb1="10000000" w:usb2="00000000" w:usb3="00000000" w:csb0="80000000" w:csb1="00000000"/>
-  </w:font>
-  <w:font w:name="Calibri">
-    <w:panose1 w:val="020F0502020204030204"/>
-    <w:charset w:val="00"/>
-    <w:family w:val="swiss"/>
-    <w:pitch w:val="variable"/>
-    <w:sig w:usb0="E00002FF" w:usb1="4000ACFF" w:usb2="00000001" w:usb3="00000000" w:csb0="0000019F" w:csb1="00000000"/>
-  </w:font>
-  <w:font w:name="Cambria">
-    <w:panose1 w:val="02040503050406030204"/>
-    <w:charset w:val="00"/>
-    <w:family w:val="roman"/>
-    <w:pitch w:val="variable"/>
-    <w:sig w:usb0="E00002FF" w:usb1="400004FF" w:usb2="00000000" w:usb3="00000000" w:csb0="0000019F" w:csb1="00000000"/>
-  </w:font>
-  <w:font w:name="Tahoma">
-    <w:panose1 w:val="020B0604030504040204"/>
-    <w:charset w:val="00"/>
-    <w:family w:val="swiss"/>
-    <w:pitch w:val="variable"/>
-    <w:sig w:usb0="E1002EFF" w:usb1="C000605B" w:usb2="00000029" w:usb3="00000000" w:csb0="000101FF" w:csb1="00000000"/>
-  </w:font>
-  <w:font w:name="Constantia">
-    <w:panose1 w:val="02030602050306030303"/>
-    <w:charset w:val="00"/>
-    <w:family w:val="roman"/>
-    <w:pitch w:val="variable"/>
-    <w:sig w:usb0="A00002EF" w:usb1="4000204B" w:usb2="00000000" w:usb3="00000000" w:csb0="0000019F" w:csb1="00000000"/>
-  </w:font>
-  <w:font w:name="Lucida Sans Unicode">
-    <w:panose1 w:val="020B0602030504020204"/>
-    <w:charset w:val="00"/>
-    <w:family w:val="swiss"/>
-    <w:pitch w:val="variable"/>
-    <w:sig w:usb0="80000AFF" w:usb1="0000396B" w:usb2="00000000" w:usb3="00000000" w:csb0="000000BF" w:csb1="00000000"/>
-  </w:font>
-  <w:font w:name="Cambria Math">
-    <w:panose1 w:val="02040503050406030204"/>
-    <w:charset w:val="00"/>
-    <w:family w:val="roman"/>
-    <w:pitch w:val="variable"/>
-    <w:sig w:usb0="E00002FF" w:usb1="420024FF" w:usb2="00000000" w:usb3="00000000" w:csb0="0000019F" w:csb1="00000000"/>
-  </w:font>
-</w:fonts>
-</file>
-
-<file path=word/glossary/settings.xml><?xml version="1.0" encoding="utf-8"?>
-<w:settings xmlns:o="urn:schemas-microsoft-com:office:office" xmlns:r="http://schemas.openxmlformats.org/officeDocument/2006/relationships" xmlns:m="http://schemas.openxmlformats.org/officeDocument/2006/math" xmlns:v="urn:schemas-microsoft-com:vml" xmlns:w10="urn:schemas-microsoft-com:office:word" xmlns:w="http://schemas.openxmlformats.org/wordprocessingml/2006/main" xmlns:sl="http://schemas.openxmlformats.org/schemaLibrary/2006/main">
-  <w:view w:val="normal"/>
-  <w:defaultTabStop w:val="720"/>
-  <w:characterSpacingControl w:val="doNotCompress"/>
-  <w:compat>
-    <w:useFELayout/>
-  </w:compat>
-  <w:rsids>
-    <w:rsidRoot w:val="00E579A2"/>
-    <w:rsid w:val="00CB33C6"/>
-    <w:rsid w:val="00E579A2"/>
-  </w:rsids>
-  <m:mathPr>
-    <m:mathFont m:val="Cambria Math"/>
-    <m:brkBin m:val="before"/>
-    <m:brkBinSub m:val="--"/>
-    <m:smallFrac m:val="off"/>
-    <m:dispDef/>
-    <m:lMargin m:val="0"/>
-    <m:rMargin m:val="0"/>
-    <m:defJc m:val="centerGroup"/>
-    <m:wrapIndent m:val="1440"/>
-    <m:intLim m:val="subSup"/>
-    <m:naryLim m:val="undOvr"/>
-  </m:mathPr>
-  <w:themeFontLang w:val="en-GB"/>
-  <w:clrSchemeMapping w:bg1="light1" w:t1="dark1" w:bg2="light2" w:t2="dark2" w:accent1="accent1" w:accent2="accent2" w:accent3="accent3" w:accent4="accent4" w:accent5="accent5" w:accent6="accent6" w:hyperlink="hyperlink" w:followedHyperlink="followedHyperlink"/>
-  <w:decimalSymbol w:val="."/>
-  <w:listSeparator w:val=","/>
-</w:settings>
-</file>
-
-<file path=word/glossary/styles.xml><?xml version="1.0" encoding="utf-8"?>
-<w:styles xmlns:r="http://schemas.openxmlformats.org/officeDocument/2006/relationships" xmlns:w="http://schemas.openxmlformats.org/wordprocessingml/2006/main">
-  <w:docDefaults>
-    <w:rPrDefault>
-      <w:rPr>
-        <w:rFonts w:asciiTheme="minorHAnsi" w:eastAsiaTheme="minorEastAsia" w:hAnsiTheme="minorHAnsi" w:cstheme="minorBidi"/>
-        <w:sz w:val="22"/>
-        <w:szCs w:val="22"/>
-        <w:lang w:val="en-GB" w:eastAsia="en-GB" w:bidi="ar-SA"/>
-      </w:rPr>
-    </w:rPrDefault>
-    <w:pPrDefault>
-      <w:pPr>
-        <w:spacing w:after="200" w:line="276" w:lineRule="auto"/>
-      </w:pPr>
-    </w:pPrDefault>
-  </w:docDefaults>
-  <w:latentStyles w:defLockedState="0" w:defUIPriority="99" w:defSemiHidden="1" w:defUnhideWhenUsed="1" w:defQFormat="0" w:count="267">
-    <w:lsdException w:name="Normal" w:semiHidden="0" w:uiPriority="0" w:unhideWhenUsed="0" w:qFormat="1"/>
-    <w:lsdException w:name="heading 1" w:semiHidden="0" w:uiPriority="9" w:unhideWhenUsed="0" w:qFormat="1"/>
-    <w:lsdException w:name="heading 2" w:uiPriority="9" w:qFormat="1"/>
-    <w:lsdException w:name="heading 3" w:uiPriority="9" w:qFormat="1"/>
-    <w:lsdException w:name="heading 4" w:uiPriority="9" w:qFormat="1"/>
-    <w:lsdException w:name="heading 5" w:uiPriority="9" w:qFormat="1"/>
-    <w:lsdException w:name="heading 6" w:uiPriority="9" w:qFormat="1"/>
-    <w:lsdException w:name="heading 7" w:uiPriority="9" w:qFormat="1"/>
-    <w:lsdException w:name="heading 8" w:uiPriority="9" w:qFormat="1"/>
-    <w:lsdException w:name="heading 9" w:uiPriority="9" w:qFormat="1"/>
-    <w:lsdException w:name="toc 1" w:uiPriority="39"/>
-    <w:lsdException w:name="toc 2" w:uiPriority="39"/>
-    <w:lsdException w:name="toc 3" w:uiPriority="39"/>
-    <w:lsdException w:name="toc 4" w:uiPriority="39"/>
-    <w:lsdException w:name="toc 5" w:uiPriority="39"/>
-    <w:lsdException w:name="toc 6" w:uiPriority="39"/>
-    <w:lsdException w:name="toc 7" w:uiPriority="39"/>
-    <w:lsdException w:name="toc 8" w:uiPriority="39"/>
-    <w:lsdException w:name="toc 9" w:uiPriority="39"/>
-    <w:lsdException w:name="caption" w:uiPriority="35" w:qFormat="1"/>
-    <w:lsdException w:name="Title" w:semiHidden="0" w:uiPriority="10" w:unhideWhenUsed="0" w:qFormat="1"/>
-    <w:lsdException w:name="Default Paragraph Font" w:uiPriority="1"/>
-    <w:lsdException w:name="Subtitle" w:semiHidden="0" w:uiPriority="11" w:unhideWhenUsed="0" w:qFormat="1"/>
-    <w:lsdException w:name="Strong" w:semiHidden="0" w:uiPriority="22" w:unhideWhenUsed="0" w:qFormat="1"/>
-    <w:lsdException w:name="Emphasis" w:semiHidden="0" w:uiPriority="20" w:unhideWhenUsed="0" w:qFormat="1"/>
-    <w:lsdException w:name="Table Grid" w:semiHidden="0" w:uiPriority="59" w:unhideWhenUsed="0"/>
-    <w:lsdException w:name="Placeholder Text" w:unhideWhenUsed="0"/>
-    <w:lsdException w:name="No Spacing" w:semiHidden="0" w:uiPriority="1" w:unhideWhenUsed="0" w:qFormat="1"/>
-    <w:lsdException w:name="Light Shading" w:semiHidden="0" w:uiPriority="60" w:unhideWhenUsed="0"/>
-    <w:lsdException w:name="Light List" w:semiHidden="0" w:uiPriority="61" w:unhideWhenUsed="0"/>
-    <w:lsdException w:name="Light Grid" w:semiHidden="0" w:uiPriority="62" w:unhideWhenUsed="0"/>
-    <w:lsdException w:name="Medium Shading 1" w:semiHidden="0" w:uiPriority="63" w:unhideWhenUsed="0"/>
-    <w:lsdException w:name="Medium Shading 2" w:semiHidden="0" w:uiPriority="64" w:unhideWhenUsed="0"/>
-    <w:lsdException w:name="Medium List 1" w:semiHidden="0" w:uiPriority="65" w:unhideWhenUsed="0"/>
-    <w:lsdException w:name="Medium List 2" w:semiHidden="0" w:uiPriority="66" w:unhideWhenUsed="0"/>
-    <w:lsdException w:name="Medium Grid 1" w:semiHidden="0" w:uiPriority="67" w:unhideWhenUsed="0"/>
-    <w:lsdException w:name="Medium Grid 2" w:semiHidden="0" w:uiPriority="68" w:unhideWhenUsed="0"/>
-    <w:lsdException w:name="Medium Grid 3" w:semiHidden="0" w:uiPriority="69" w:unhideWhenUsed="0"/>
-    <w:lsdException w:name="Dark List" w:semiHidden="0" w:uiPriority="70" w:unhideWhenUsed="0"/>
-    <w:lsdException w:name="Colorful Shading" w:semiHidden="0" w:uiPriority="71" w:unhideWhenUsed="0"/>
-    <w:lsdException w:name="Colorful List" w:semiHidden="0" w:uiPriority="72" w:unhideWhenUsed="0"/>
-    <w:lsdException w:name="Colorful Grid" w:semiHidden="0" w:uiPriority="73" w:unhideWhenUsed="0"/>
-    <w:lsdException w:name="Light Shading Accent 1" w:semiHidden="0" w:uiPriority="60" w:unhideWhenUsed="0"/>
-    <w:lsdException w:name="Light List Accent 1" w:semiHidden="0" w:uiPriority="61" w:unhideWhenUsed="0"/>
-    <w:lsdException w:name="Light Grid Accent 1" w:semiHidden="0" w:uiPriority="62" w:unhideWhenUsed="0"/>
-    <w:lsdException w:name="Medium Shading 1 Accent 1" w:semiHidden="0" w:uiPriority="63" w:unhideWhenUsed="0"/>
-    <w:lsdException w:name="Medium Shading 2 Accent 1" w:semiHidden="0" w:uiPriority="64" w:unhideWhenUsed="0"/>
-    <w:lsdException w:name="Medium List 1 Accent 1" w:semiHidden="0" w:uiPriority="65" w:unhideWhenUsed="0"/>
-    <w:lsdException w:name="Revision" w:unhideWhenUsed="0"/>
-    <w:lsdException w:name="List Paragraph" w:semiHidden="0" w:uiPriority="34" w:unhideWhenUsed="0" w:qFormat="1"/>
-    <w:lsdException w:name="Quote" w:semiHidden="0" w:uiPriority="29" w:unhideWhenUsed="0" w:qFormat="1"/>
-    <w:lsdException w:name="Intense Quote" w:semiHidden="0" w:uiPriority="30" w:unhideWhenUsed="0" w:qFormat="1"/>
-    <w:lsdException w:name="Medium List 2 Accent 1" w:semiHidden="0" w:uiPriority="66" w:unhideWhenUsed="0"/>
-    <w:lsdException w:name="Medium Grid 1 Accent 1" w:semiHidden="0" w:uiPriority="67" w:unhideWhenUsed="0"/>
-    <w:lsdException w:name="Medium Grid 2 Accent 1" w:semiHidden="0" w:uiPriority="68" w:unhideWhenUsed="0"/>
-    <w:lsdException w:name="Medium Grid 3 Accent 1" w:semiHidden="0" w:uiPriority="69" w:unhideWhenUsed="0"/>
-    <w:lsdException w:name="Dark List Accent 1" w:semiHidden="0" w:uiPriority="70" w:unhideWhenUsed="0"/>
-    <w:lsdException w:name="Colorful Shading Accent 1" w:semiHidden="0" w:uiPriority="71" w:unhideWhenUsed="0"/>
-    <w:lsdException w:name="Colorful List Accent 1" w:semiHidden="0" w:uiPriority="72" w:unhideWhenUsed="0"/>
-    <w:lsdException w:name="Colorful Grid Accent 1" w:semiHidden="0" w:uiPriority="73" w:unhideWhenUsed="0"/>
-    <w:lsdException w:name="Light Shading Accent 2" w:semiHidden="0" w:uiPriority="60" w:unhideWhenUsed="0"/>
-    <w:lsdException w:name="Light List Accent 2" w:semiHidden="0" w:uiPriority="61" w:unhideWhenUsed="0"/>
-    <w:lsdException w:name="Light Grid Accent 2" w:semiHidden="0" w:uiPriority="62" w:unhideWhenUsed="0"/>
-    <w:lsdException w:name="Medium Shading 1 Accent 2" w:semiHidden="0" w:uiPriority="63" w:unhideWhenUsed="0"/>
-    <w:lsdException w:name="Medium Shading 2 Accent 2" w:semiHidden="0" w:uiPriority="64" w:unhideWhenUsed="0"/>
-    <w:lsdException w:name="Medium List 1 Accent 2" w:semiHidden="0" w:uiPriority="65" w:unhideWhenUsed="0"/>
-    <w:lsdException w:name="Medium List 2 Accent 2" w:semiHidden="0" w:uiPriority="66" w:unhideWhenUsed="0"/>
-    <w:lsdException w:name="Medium Grid 1 Accent 2" w:semiHidden="0" w:uiPriority="67" w:unhideWhenUsed="0"/>
-    <w:lsdException w:name="Medium Grid 2 Accent 2" w:semiHidden="0" w:uiPriority="68" w:unhideWhenUsed="0"/>
-    <w:lsdException w:name="Medium Grid 3 Accent 2" w:semiHidden="0" w:uiPriority="69" w:unhideWhenUsed="0"/>
-    <w:lsdException w:name="Dark List Accent 2" w:semiHidden="0" w:uiPriority="70" w:unhideWhenUsed="0"/>
-    <w:lsdException w:name="Colorful Shading Accent 2" w:semiHidden="0" w:uiPriority="71" w:unhideWhenUsed="0"/>
-    <w:lsdException w:name="Colorful List Accent 2" w:semiHidden="0" w:uiPriority="72" w:unhideWhenUsed="0"/>
-    <w:lsdException w:name="Colorful Grid Accent 2" w:semiHidden="0" w:uiPriority="73" w:unhideWhenUsed="0"/>
-    <w:lsdException w:name="Light Shading Accent 3" w:semiHidden="0" w:uiPriority="60" w:unhideWhenUsed="0"/>
-    <w:lsdException w:name="Light List Accent 3" w:semiHidden="0" w:uiPriority="61" w:unhideWhenUsed="0"/>
-    <w:lsdException w:name="Light Grid Accent 3" w:semiHidden="0" w:uiPriority="62" w:unhideWhenUsed="0"/>
-    <w:lsdException w:name="Medium Shading 1 Accent 3" w:semiHidden="0" w:uiPriority="63" w:unhideWhenUsed="0"/>
-    <w:lsdException w:name="Medium Shading 2 Accent 3" w:semiHidden="0" w:uiPriority="64" w:unhideWhenUsed="0"/>
-    <w:lsdException w:name="Medium List 1 Accent 3" w:semiHidden="0" w:uiPriority="65" w:unhideWhenUsed="0"/>
-    <w:lsdException w:name="Medium List 2 Accent 3" w:semiHidden="0" w:uiPriority="66" w:unhideWhenUsed="0"/>
-    <w:lsdException w:name="Medium Grid 1 Accent 3" w:semiHidden="0" w:uiPriority="67" w:unhideWhenUsed="0"/>
-    <w:lsdException w:name="Medium Grid 2 Accent 3" w:semiHidden="0" w:uiPriority="68" w:unhideWhenUsed="0"/>
-    <w:lsdException w:name="Medium Grid 3 Accent 3" w:semiHidden="0" w:uiPriority="69" w:unhideWhenUsed="0"/>
-    <w:lsdException w:name="Dark List Accent 3" w:semiHidden="0" w:uiPriority="70" w:unhideWhenUsed="0"/>
-    <w:lsdException w:name="Colorful Shading Accent 3" w:semiHidden="0" w:uiPriority="71" w:unhideWhenUsed="0"/>
-    <w:lsdException w:name="Colorful List Accent 3" w:semiHidden="0" w:uiPriority="72" w:unhideWhenUsed="0"/>
-    <w:lsdException w:name="Colorful Grid Accent 3" w:semiHidden="0" w:uiPriority="73" w:unhideWhenUsed="0"/>
-    <w:lsdException w:name="Light Shading Accent 4" w:semiHidden="0" w:uiPriority="60" w:unhideWhenUsed="0"/>
-    <w:lsdException w:name="Light List Accent 4" w:semiHidden="0" w:uiPriority="61" w:unhideWhenUsed="0"/>
-    <w:lsdException w:name="Light Grid Accent 4" w:semiHidden="0" w:uiPriority="62" w:unhideWhenUsed="0"/>
-    <w:lsdException w:name="Medium Shading 1 Accent 4" w:semiHidden="0" w:uiPriority="63" w:unhideWhenUsed="0"/>
-    <w:lsdException w:name="Medium Shading 2 Accent 4" w:semiHidden="0" w:uiPriority="64" w:unhideWhenUsed="0"/>
-    <w:lsdException w:name="Medium List 1 Accent 4" w:semiHidden="0" w:uiPriority="65" w:unhideWhenUsed="0"/>
-    <w:lsdException w:name="Medium List 2 Accent 4" w:semiHidden="0" w:uiPriority="66" w:unhideWhenUsed="0"/>
-    <w:lsdException w:name="Medium Grid 1 Accent 4" w:semiHidden="0" w:uiPriority="67" w:unhideWhenUsed="0"/>
-    <w:lsdException w:name="Medium Grid 2 Accent 4" w:semiHidden="0" w:uiPriority="68" w:unhideWhenUsed="0"/>
-    <w:lsdException w:name="Medium Grid 3 Accent 4" w:semiHidden="0" w:uiPriority="69" w:unhideWhenUsed="0"/>
-    <w:lsdException w:name="Dark List Accent 4" w:semiHidden="0" w:uiPriority="70" w:unhideWhenUsed="0"/>
-    <w:lsdException w:name="Colorful Shading Accent 4" w:semiHidden="0" w:uiPriority="71" w:unhideWhenUsed="0"/>
-    <w:lsdException w:name="Colorful List Accent 4" w:semiHidden="0" w:uiPriority="72" w:unhideWhenUsed="0"/>
-    <w:lsdException w:name="Colorful Grid Accent 4" w:semiHidden="0" w:uiPriority="73" w:unhideWhenUsed="0"/>
-    <w:lsdException w:name="Light Shading Accent 5" w:semiHidden="0" w:uiPriority="60" w:unhideWhenUsed="0"/>
-    <w:lsdException w:name="Light List Accent 5" w:semiHidden="0" w:uiPriority="61" w:unhideWhenUsed="0"/>
-    <w:lsdException w:name="Light Grid Accent 5" w:semiHidden="0" w:uiPriority="62" w:unhideWhenUsed="0"/>
-    <w:lsdException w:name="Medium Shading 1 Accent 5" w:semiHidden="0" w:uiPriority="63" w:unhideWhenUsed="0"/>
-    <w:lsdException w:name="Medium Shading 2 Accent 5" w:semiHidden="0" w:uiPriority="64" w:unhideWhenUsed="0"/>
-    <w:lsdException w:name="Medium List 1 Accent 5" w:semiHidden="0" w:uiPriority="65" w:unhideWhenUsed="0"/>
-    <w:lsdException w:name="Medium List 2 Accent 5" w:semiHidden="0" w:uiPriority="66" w:unhideWhenUsed="0"/>
-    <w:lsdException w:name="Medium Grid 1 Accent 5" w:semiHidden="0" w:uiPriority="67" w:unhideWhenUsed="0"/>
-    <w:lsdException w:name="Medium Grid 2 Accent 5" w:semiHidden="0" w:uiPriority="68" w:unhideWhenUsed="0"/>
-    <w:lsdException w:name="Medium Grid 3 Accent 5" w:semiHidden="0" w:uiPriority="69" w:unhideWhenUsed="0"/>
-    <w:lsdException w:name="Dark List Accent 5" w:semiHidden="0" w:uiPriority="70" w:unhideWhenUsed="0"/>
-    <w:lsdException w:name="Colorful Shading Accent 5" w:semiHidden="0" w:uiPriority="71" w:unhideWhenUsed="0"/>
-    <w:lsdException w:name="Colorful List Accent 5" w:semiHidden="0" w:uiPriority="72" w:unhideWhenUsed="0"/>
-    <w:lsdException w:name="Colorful Grid Accent 5" w:semiHidden="0" w:uiPriority="73" w:unhideWhenUsed="0"/>
-    <w:lsdException w:name="Light Shading Accent 6" w:semiHidden="0" w:uiPriority="60" w:unhideWhenUsed="0"/>
-    <w:lsdException w:name="Light List Accent 6" w:semiHidden="0" w:uiPriority="61" w:unhideWhenUsed="0"/>
-    <w:lsdException w:name="Light Grid Accent 6" w:semiHidden="0" w:uiPriority="62" w:unhideWhenUsed="0"/>
-    <w:lsdException w:name="Medium Shading 1 Accent 6" w:semiHidden="0" w:uiPriority="63" w:unhideWhenUsed="0"/>
-    <w:lsdException w:name="Medium Shading 2 Accent 6" w:semiHidden="0" w:uiPriority="64" w:unhideWhenUsed="0"/>
-    <w:lsdException w:name="Medium List 1 Accent 6" w:semiHidden="0" w:uiPriority="65" w:unhideWhenUsed="0"/>
-    <w:lsdException w:name="Medium List 2 Accent 6" w:semiHidden="0" w:uiPriority="66" w:unhideWhenUsed="0"/>
-    <w:lsdException w:name="Medium Grid 1 Accent 6" w:semiHidden="0" w:uiPriority="67" w:unhideWhenUsed="0"/>
-    <w:lsdException w:name="Medium Grid 2 Accent 6" w:semiHidden="0" w:uiPriority="68" w:unhideWhenUsed="0"/>
-    <w:lsdException w:name="Medium Grid 3 Accent 6" w:semiHidden="0" w:uiPriority="69" w:unhideWhenUsed="0"/>
-    <w:lsdException w:name="Dark List Accent 6" w:semiHidden="0" w:uiPriority="70" w:unhideWhenUsed="0"/>
-    <w:lsdException w:name="Colorful Shading Accent 6" w:semiHidden="0" w:uiPriority="71" w:unhideWhenUsed="0"/>
-    <w:lsdException w:name="Colorful List Accent 6" w:semiHidden="0" w:uiPriority="72" w:unhideWhenUsed="0"/>
-    <w:lsdException w:name="Colorful Grid Accent 6" w:semiHidden="0" w:uiPriority="73" w:unhideWhenUsed="0"/>
-    <w:lsdException w:name="Subtle Emphasis" w:semiHidden="0" w:uiPriority="19" w:unhideWhenUsed="0" w:qFormat="1"/>
-    <w:lsdException w:name="Intense Emphasis" w:semiHidden="0" w:uiPriority="21" w:unhideWhenUsed="0" w:qFormat="1"/>
-    <w:lsdException w:name="Subtle Reference" w:semiHidden="0" w:uiPriority="31" w:unhideWhenUsed="0" w:qFormat="1"/>
-    <w:lsdException w:name="Intense Reference" w:semiHidden="0" w:uiPriority="32" w:unhideWhenUsed="0" w:qFormat="1"/>
-    <w:lsdException w:name="Book Title" w:semiHidden="0" w:uiPriority="33" w:unhideWhenUsed="0" w:qFormat="1"/>
-    <w:lsdException w:name="Bibliography" w:uiPriority="37"/>
-    <w:lsdException w:name="TOC Heading" w:uiPriority="39" w:qFormat="1"/>
-  </w:latentStyles>
-  <w:style w:type="paragraph" w:default="1" w:styleId="Normal">
-    <w:name w:val="Normal"/>
-    <w:qFormat/>
-    <w:rsid w:val="00CB33C6"/>
-  </w:style>
-  <w:style w:type="character" w:default="1" w:styleId="DefaultParagraphFont">
-    <w:name w:val="Default Paragraph Font"/>
-    <w:uiPriority w:val="1"/>
-    <w:semiHidden/>
-    <w:unhideWhenUsed/>
-  </w:style>
-  <w:style w:type="table" w:default="1" w:styleId="TableNormal">
-    <w:name w:val="Normal Table"/>
-    <w:uiPriority w:val="99"/>
-    <w:semiHidden/>
-    <w:unhideWhenUsed/>
-    <w:qFormat/>
-    <w:tblPr>
-      <w:tblInd w:w="0" w:type="dxa"/>
-      <w:tblCellMar>
-        <w:top w:w="0" w:type="dxa"/>
-        <w:left w:w="108" w:type="dxa"/>
-        <w:bottom w:w="0" w:type="dxa"/>
-        <w:right w:w="108" w:type="dxa"/>
-      </w:tblCellMar>
-    </w:tblPr>
-  </w:style>
-  <w:style w:type="numbering" w:default="1" w:styleId="NoList">
-    <w:name w:val="No List"/>
-    <w:uiPriority w:val="99"/>
-    <w:semiHidden/>
-    <w:unhideWhenUsed/>
-  </w:style>
-  <w:style w:type="character" w:styleId="PlaceholderText">
-    <w:name w:val="Placeholder Text"/>
-    <w:basedOn w:val="DefaultParagraphFont"/>
-    <w:uiPriority w:val="99"/>
-    <w:semiHidden/>
-    <w:rsid w:val="00CB33C6"/>
-    <w:rPr>
-      <w:color w:val="808080"/>
-    </w:rPr>
-  </w:style>
-</w:styles>
-</file>
-
-<file path=word/glossary/webSettings.xml><?xml version="1.0" encoding="utf-8"?>
-<w:webSettings xmlns:r="http://schemas.openxmlformats.org/officeDocument/2006/relationships" xmlns:w="http://schemas.openxmlformats.org/wordprocessingml/2006/main">
-  <w:optimizeForBrowser/>
-</w:webSettings>
 </file>
 
 <file path=word/theme/theme1.xml><?xml version="1.0" encoding="utf-8"?>
@@ -15868,7 +15571,7 @@
 </file>
 
 <file path=customXml/itemProps1.xml><?xml version="1.0" encoding="utf-8"?>
-<ds:datastoreItem xmlns:ds="http://schemas.openxmlformats.org/officeDocument/2006/customXml" ds:itemID="{A3F025E0-C046-47E6-9FD1-489B44DCBD41}">
+<ds:datastoreItem xmlns:ds="http://schemas.openxmlformats.org/officeDocument/2006/customXml" ds:itemID="{D0CE1DCE-A9D9-49F7-A539-56916388873A}">
   <ds:schemaRefs>
     <ds:schemaRef ds:uri="http://schemas.openxmlformats.org/officeDocument/2006/bibliography"/>
   </ds:schemaRefs>
